--- a/src/content/poetry/39-fioletovaya-pudra/ru.docx
+++ b/src/content/poetry/39-fioletovaya-pudra/ru.docx
@@ -259,6 +259,22 @@
       </w:r>
       <w:r>
         <w:t xml:space="preserve"> океаном…</w:t>
+      </w:r>
+    </w:p>
+    <w:p>
+      <w:pPr>
+        <w:spacing w:before="200"/>
+        <w:rPr>
+          <w:i/>
+          <w:iCs/>
+        </w:rPr>
+      </w:pPr>
+      <w:r>
+        <w:rPr>
+          <w:i/>
+          <w:iCs/>
+        </w:rPr>
+        <w:t xml:space="preserve">19.11.2024, Сергей Панкратиус</w:t>
       </w:r>
     </w:p>
     <w:sectPr>
